--- a/dist/SUBMISSION_FINAL/M-AIDA_SHTT_Registration/04_phan_tich_chu_so_huu_va_ctu.docx
+++ b/dist/SUBMISSION_FINAL/M-AIDA_SHTT_Registration/04_phan_tich_chu_so_huu_va_ctu.docx
@@ -460,7 +460,7 @@
               <w:jc w:val="left"/>
             </w:pPr>
             <w:r>
-              <w:t xml:space="preserve">Đỗ Thị Thúy Hương + Phan Anh Tú</w:t>
+              <w:t xml:space="preserve">Đỗ Thùy Hương + Phan Anh Tú</w:t>
             </w:r>
           </w:p>
         </w:tc>
@@ -780,7 +780,7 @@
               <w:jc w:val="left"/>
             </w:pPr>
             <w:r>
-              <w:t xml:space="preserve">Đỗ Thị Thúy Hương + Phan Anh Tú</w:t>
+              <w:t xml:space="preserve">Đỗ Thùy Hương + Phan Anh Tú</w:t>
             </w:r>
           </w:p>
         </w:tc>
@@ -810,7 +810,7 @@
               <w:jc w:val="left"/>
             </w:pPr>
             <w:r>
-              <w:t xml:space="preserve">Đỗ Thị Thúy Hương + Phan Anh Tú + Trường Đại học Cần Thơ</w:t>
+              <w:t xml:space="preserve">Đỗ Thùy Hương + Phan Anh Tú + Trường Đại học Cần Thơ</w:t>
             </w:r>
           </w:p>
         </w:tc>
@@ -1062,7 +1062,7 @@
               <w:jc w:val="left"/>
             </w:pPr>
             <w:r>
-              <w:t xml:space="preserve">Đỗ Thị Thúy Hương + Phan Anh Tú (giữ moral rights)</w:t>
+              <w:t xml:space="preserve">Đỗ Thùy Hương + Phan Anh Tú (giữ moral rights)</w:t>
             </w:r>
           </w:p>
         </w:tc>
@@ -2256,7 +2256,7 @@
         <w:rPr>
           <w:rStyle w:val="VerbatimChar"/>
         </w:rPr>
-        <w:t xml:space="preserve">Tôi tên là:        Đỗ Thị Thúy Hương</w:t>
+        <w:t xml:space="preserve">Tôi tên là:        Đỗ Thùy Hương</w:t>
       </w:r>
       <w:r>
         <w:br/>
@@ -2751,7 +2751,7 @@
         <w:rPr>
           <w:rStyle w:val="VerbatimChar"/>
         </w:rPr>
-        <w:t xml:space="preserve">                                          Đỗ Thị Thúy Hương</w:t>
+        <w:t xml:space="preserve">                                          Đỗ Thùy Hương</w:t>
       </w:r>
       <w:r>
         <w:br/>
